--- a/.Guvi Python and GenAI/pythonGuviCourse/BMnotes.docx
+++ b/.Guvi Python and GenAI/pythonGuviCourse/BMnotes.docx
@@ -109,7 +109,7 @@
     <w:p>
       <w:r>
         <w:pict w14:anchorId="0047CC81">
-          <v:rect id="_x0000_i1119" style="width:0;height:1.5pt" o:hralign="center" o:hrstd="t" o:hr="t" fillcolor="#a0a0a0" stroked="f"/>
+          <v:rect id="_x0000_i1025" style="width:0;height:1.5pt" o:hralign="center" o:hrstd="t" o:hr="t" fillcolor="#a0a0a0" stroked="f"/>
         </w:pict>
       </w:r>
     </w:p>
@@ -213,7 +213,7 @@
     <w:p>
       <w:r>
         <w:pict w14:anchorId="5D7D1B92">
-          <v:rect id="_x0000_i1120" style="width:0;height:1.5pt" o:hralign="center" o:hrstd="t" o:hr="t" fillcolor="#a0a0a0" stroked="f"/>
+          <v:rect id="_x0000_i1026" style="width:0;height:1.5pt" o:hralign="center" o:hrstd="t" o:hr="t" fillcolor="#a0a0a0" stroked="f"/>
         </w:pict>
       </w:r>
     </w:p>
@@ -289,7 +289,7 @@
     <w:p>
       <w:r>
         <w:pict w14:anchorId="23979E69">
-          <v:rect id="_x0000_i1121" style="width:0;height:1.5pt" o:hralign="center" o:hrstd="t" o:hr="t" fillcolor="#a0a0a0" stroked="f"/>
+          <v:rect id="_x0000_i1027" style="width:0;height:1.5pt" o:hralign="center" o:hrstd="t" o:hr="t" fillcolor="#a0a0a0" stroked="f"/>
         </w:pict>
       </w:r>
     </w:p>
@@ -358,7 +358,7 @@
     <w:p>
       <w:r>
         <w:pict w14:anchorId="0AA4F95D">
-          <v:rect id="_x0000_i1122" style="width:0;height:1.5pt" o:hralign="center" o:hrstd="t" o:hr="t" fillcolor="#a0a0a0" stroked="f"/>
+          <v:rect id="_x0000_i1028" style="width:0;height:1.5pt" o:hralign="center" o:hrstd="t" o:hr="t" fillcolor="#a0a0a0" stroked="f"/>
         </w:pict>
       </w:r>
     </w:p>
@@ -425,7 +425,7 @@
     <w:p>
       <w:r>
         <w:pict w14:anchorId="75FF28BE">
-          <v:rect id="_x0000_i1123" style="width:0;height:1.5pt" o:hralign="center" o:hrstd="t" o:hr="t" fillcolor="#a0a0a0" stroked="f"/>
+          <v:rect id="_x0000_i1029" style="width:0;height:1.5pt" o:hralign="center" o:hrstd="t" o:hr="t" fillcolor="#a0a0a0" stroked="f"/>
         </w:pict>
       </w:r>
     </w:p>
@@ -479,7 +479,7 @@
     <w:p>
       <w:r>
         <w:pict w14:anchorId="58CAF78F">
-          <v:rect id="_x0000_i1124" style="width:0;height:1.5pt" o:hralign="center" o:hrstd="t" o:hr="t" fillcolor="#a0a0a0" stroked="f"/>
+          <v:rect id="_x0000_i1030" style="width:0;height:1.5pt" o:hralign="center" o:hrstd="t" o:hr="t" fillcolor="#a0a0a0" stroked="f"/>
         </w:pict>
       </w:r>
     </w:p>
@@ -583,7 +583,7 @@
     <w:p>
       <w:r>
         <w:pict w14:anchorId="7D881092">
-          <v:rect id="_x0000_i1125" style="width:0;height:1.5pt" o:hralign="center" o:hrstd="t" o:hr="t" fillcolor="#a0a0a0" stroked="f"/>
+          <v:rect id="_x0000_i1031" style="width:0;height:1.5pt" o:hralign="center" o:hrstd="t" o:hr="t" fillcolor="#a0a0a0" stroked="f"/>
         </w:pict>
       </w:r>
     </w:p>
@@ -654,7 +654,7 @@
     <w:p>
       <w:r>
         <w:pict w14:anchorId="67F0B942">
-          <v:rect id="_x0000_i1126" style="width:0;height:1.5pt" o:hralign="center" o:hrstd="t" o:hr="t" fillcolor="#a0a0a0" stroked="f"/>
+          <v:rect id="_x0000_i1032" style="width:0;height:1.5pt" o:hralign="center" o:hrstd="t" o:hr="t" fillcolor="#a0a0a0" stroked="f"/>
         </w:pict>
       </w:r>
     </w:p>
@@ -731,7 +731,7 @@
     <w:p>
       <w:r>
         <w:pict w14:anchorId="18FFFB83">
-          <v:rect id="_x0000_i1127" style="width:0;height:1.5pt" o:hralign="center" o:hrstd="t" o:hr="t" fillcolor="#a0a0a0" stroked="f"/>
+          <v:rect id="_x0000_i1033" style="width:0;height:1.5pt" o:hralign="center" o:hrstd="t" o:hr="t" fillcolor="#a0a0a0" stroked="f"/>
         </w:pict>
       </w:r>
     </w:p>
@@ -801,7 +801,7 @@
     <w:p>
       <w:r>
         <w:pict w14:anchorId="2F607E99">
-          <v:rect id="_x0000_i1128" style="width:0;height:1.5pt" o:hralign="center" o:hrstd="t" o:hr="t" fillcolor="#a0a0a0" stroked="f"/>
+          <v:rect id="_x0000_i1034" style="width:0;height:1.5pt" o:hralign="center" o:hrstd="t" o:hr="t" fillcolor="#a0a0a0" stroked="f"/>
         </w:pict>
       </w:r>
     </w:p>
@@ -856,7 +856,7 @@
     <w:p>
       <w:r>
         <w:pict w14:anchorId="23E57B4A">
-          <v:rect id="_x0000_i1129" style="width:0;height:1.5pt" o:hralign="center" o:hrstd="t" o:hr="t" fillcolor="#a0a0a0" stroked="f"/>
+          <v:rect id="_x0000_i1035" style="width:0;height:1.5pt" o:hralign="center" o:hrstd="t" o:hr="t" fillcolor="#a0a0a0" stroked="f"/>
         </w:pict>
       </w:r>
     </w:p>
@@ -1315,14 +1315,1036 @@
         <w:pStyle w:val="Heading1"/>
       </w:pPr>
       <w:r>
+        <w:lastRenderedPageBreak/>
         <w:t xml:space="preserve">2. </w:t>
       </w:r>
       <w:r>
         <w:t>PVM, Frozen Binaries &amp; Memory Management</w:t>
+      </w:r>
+    </w:p>
+    <w:p>
+      <w:r>
+        <w:rPr>
+          <w:noProof/>
+        </w:rPr>
+        <w:drawing>
+          <wp:inline distT="0" distB="0" distL="0" distR="0" wp14:anchorId="73AADEDF" wp14:editId="1FEBCE48">
+            <wp:extent cx="5731510" cy="3222625"/>
+            <wp:effectExtent l="0" t="0" r="2540" b="0"/>
+            <wp:docPr id="1099276948" name="Picture 1"/>
+            <wp:cNvGraphicFramePr>
+              <a:graphicFrameLocks xmlns:a="http://schemas.openxmlformats.org/drawingml/2006/main" noChangeAspect="1"/>
+            </wp:cNvGraphicFramePr>
+            <a:graphic xmlns:a="http://schemas.openxmlformats.org/drawingml/2006/main">
+              <a:graphicData uri="http://schemas.openxmlformats.org/drawingml/2006/picture">
+                <pic:pic xmlns:pic="http://schemas.openxmlformats.org/drawingml/2006/picture">
+                  <pic:nvPicPr>
+                    <pic:cNvPr id="1099276948" name=""/>
+                    <pic:cNvPicPr/>
+                  </pic:nvPicPr>
+                  <pic:blipFill>
+                    <a:blip r:embed="rId6"/>
+                    <a:stretch>
+                      <a:fillRect/>
+                    </a:stretch>
+                  </pic:blipFill>
+                  <pic:spPr>
+                    <a:xfrm>
+                      <a:off x="0" y="0"/>
+                      <a:ext cx="5731510" cy="3222625"/>
+                    </a:xfrm>
+                    <a:prstGeom prst="rect">
+                      <a:avLst/>
+                    </a:prstGeom>
+                  </pic:spPr>
+                </pic:pic>
+              </a:graphicData>
+            </a:graphic>
+          </wp:inline>
+        </w:drawing>
+      </w:r>
+    </w:p>
+    <w:p>
+      <w:proofErr w:type="spellStart"/>
+      <w:r>
+        <w:t>Cpython</w:t>
+      </w:r>
+      <w:proofErr w:type="spellEnd"/>
+      <w:r>
+        <w:t xml:space="preserve"> -  used for c language based applications </w:t>
+      </w:r>
+    </w:p>
+    <w:p>
+      <w:proofErr w:type="spellStart"/>
+      <w:r>
+        <w:t>Jpython</w:t>
+      </w:r>
+      <w:proofErr w:type="spellEnd"/>
+      <w:r>
+        <w:t xml:space="preserve"> </w:t>
+      </w:r>
+      <w:proofErr w:type="spellStart"/>
+      <w:r>
+        <w:t>jpython</w:t>
+      </w:r>
+      <w:proofErr w:type="spellEnd"/>
+      <w:r>
+        <w:t xml:space="preserve"> – used for java based applications, JVM </w:t>
+      </w:r>
+    </w:p>
+    <w:p>
+      <w:r>
+        <w:t>Iron python – used for .net applications (JIT -just in complier)</w:t>
+      </w:r>
+    </w:p>
+    <w:p>
+      <w:r>
+        <w:t xml:space="preserve">Anaconda python – data preprocessing, ai , </w:t>
+      </w:r>
+      <w:proofErr w:type="spellStart"/>
+      <w:r>
+        <w:t>jypyter</w:t>
+      </w:r>
+      <w:proofErr w:type="spellEnd"/>
+      <w:r>
+        <w:t xml:space="preserve"> </w:t>
+      </w:r>
+      <w:proofErr w:type="spellStart"/>
+      <w:r>
+        <w:t>notbooks</w:t>
+      </w:r>
+      <w:proofErr w:type="spellEnd"/>
+      <w:r>
+        <w:t xml:space="preserve"> etc..</w:t>
+      </w:r>
+    </w:p>
+    <w:p>
+      <w:r>
+        <w:t xml:space="preserve">Ruby python – ruby based applications </w:t>
+      </w:r>
+    </w:p>
+    <w:p/>
+    <w:p>
+      <w:pPr>
+        <w:pStyle w:val="ListParagraph"/>
+        <w:numPr>
+          <w:ilvl w:val="0"/>
+          <w:numId w:val="16"/>
+        </w:numPr>
+      </w:pPr>
+      <w:r>
+        <w:t>PYTHON VIRTUAL MACHINE</w:t>
+      </w:r>
+    </w:p>
+    <w:p>
+      <w:pPr>
+        <w:pStyle w:val="ListParagraph"/>
+      </w:pPr>
+      <w:r>
+        <w:rPr>
+          <w:noProof/>
+        </w:rPr>
+        <w:drawing>
+          <wp:inline distT="0" distB="0" distL="0" distR="0" wp14:anchorId="274BAF18" wp14:editId="10D3BD71">
+            <wp:extent cx="5731510" cy="3222625"/>
+            <wp:effectExtent l="0" t="0" r="2540" b="0"/>
+            <wp:docPr id="387931869" name="Picture 1"/>
+            <wp:cNvGraphicFramePr>
+              <a:graphicFrameLocks xmlns:a="http://schemas.openxmlformats.org/drawingml/2006/main" noChangeAspect="1"/>
+            </wp:cNvGraphicFramePr>
+            <a:graphic xmlns:a="http://schemas.openxmlformats.org/drawingml/2006/main">
+              <a:graphicData uri="http://schemas.openxmlformats.org/drawingml/2006/picture">
+                <pic:pic xmlns:pic="http://schemas.openxmlformats.org/drawingml/2006/picture">
+                  <pic:nvPicPr>
+                    <pic:cNvPr id="387931869" name=""/>
+                    <pic:cNvPicPr/>
+                  </pic:nvPicPr>
+                  <pic:blipFill>
+                    <a:blip r:embed="rId7"/>
+                    <a:stretch>
+                      <a:fillRect/>
+                    </a:stretch>
+                  </pic:blipFill>
+                  <pic:spPr>
+                    <a:xfrm>
+                      <a:off x="0" y="0"/>
+                      <a:ext cx="5731510" cy="3222625"/>
+                    </a:xfrm>
+                    <a:prstGeom prst="rect">
+                      <a:avLst/>
+                    </a:prstGeom>
+                  </pic:spPr>
+                </pic:pic>
+              </a:graphicData>
+            </a:graphic>
+          </wp:inline>
+        </w:drawing>
+      </w:r>
+    </w:p>
+    <w:p>
+      <w:pPr>
+        <w:pStyle w:val="ListParagraph"/>
+        <w:numPr>
+          <w:ilvl w:val="0"/>
+          <w:numId w:val="16"/>
+        </w:numPr>
+      </w:pPr>
+      <w:r>
+        <w:lastRenderedPageBreak/>
+        <w:t>FROZEN BINARIES</w:t>
+      </w:r>
+    </w:p>
+    <w:p>
+      <w:pPr>
+        <w:pStyle w:val="ListParagraph"/>
+        <w:numPr>
+          <w:ilvl w:val="0"/>
+          <w:numId w:val="17"/>
+        </w:numPr>
+      </w:pPr>
+      <w:r>
+        <w:t xml:space="preserve">Python executable file </w:t>
+      </w:r>
+    </w:p>
+    <w:p>
+      <w:pPr>
+        <w:pStyle w:val="ListParagraph"/>
+        <w:numPr>
+          <w:ilvl w:val="0"/>
+          <w:numId w:val="17"/>
+        </w:numPr>
+      </w:pPr>
+      <w:proofErr w:type="spellStart"/>
+      <w:r>
+        <w:t>Pytoexe</w:t>
+      </w:r>
+      <w:proofErr w:type="spellEnd"/>
+      <w:r>
+        <w:t xml:space="preserve"> TOOL</w:t>
+      </w:r>
+    </w:p>
+    <w:p>
+      <w:pPr>
+        <w:pStyle w:val="ListParagraph"/>
+        <w:numPr>
+          <w:ilvl w:val="0"/>
+          <w:numId w:val="17"/>
+        </w:numPr>
+      </w:pPr>
+      <w:r>
+        <w:t xml:space="preserve">When we want </w:t>
+      </w:r>
+      <w:proofErr w:type="spellStart"/>
+      <w:r>
+        <w:t>too</w:t>
+      </w:r>
+      <w:proofErr w:type="spellEnd"/>
+      <w:r>
+        <w:t xml:space="preserve"> share the </w:t>
+      </w:r>
+      <w:proofErr w:type="spellStart"/>
+      <w:r>
+        <w:t>sorce</w:t>
+      </w:r>
+      <w:proofErr w:type="spellEnd"/>
+      <w:r>
+        <w:t xml:space="preserve"> code to client or others we </w:t>
+      </w:r>
+      <w:proofErr w:type="spellStart"/>
+      <w:r>
+        <w:t>canot</w:t>
+      </w:r>
+      <w:proofErr w:type="spellEnd"/>
+      <w:r>
+        <w:t xml:space="preserve"> share it like file because the dependencies and libraries might not run the same in their system so </w:t>
+      </w:r>
+      <w:proofErr w:type="spellStart"/>
+      <w:r>
+        <w:t>tpo</w:t>
+      </w:r>
+      <w:proofErr w:type="spellEnd"/>
+      <w:r>
+        <w:t xml:space="preserve"> </w:t>
+      </w:r>
+      <w:proofErr w:type="spellStart"/>
+      <w:r>
+        <w:t>shrae</w:t>
+      </w:r>
+      <w:proofErr w:type="spellEnd"/>
+      <w:r>
+        <w:t xml:space="preserve"> python file we will convert it as exe file (which is frozen binaries ) and </w:t>
+      </w:r>
+      <w:proofErr w:type="spellStart"/>
+      <w:r>
+        <w:t>it s</w:t>
+      </w:r>
+      <w:proofErr w:type="spellEnd"/>
+      <w:r>
+        <w:t xml:space="preserve"> ready to </w:t>
+      </w:r>
+      <w:proofErr w:type="spellStart"/>
+      <w:r>
+        <w:t>shrare</w:t>
+      </w:r>
+      <w:proofErr w:type="spellEnd"/>
+      <w:r>
+        <w:t xml:space="preserve"> </w:t>
+      </w:r>
+    </w:p>
+    <w:p>
+      <w:pPr>
+        <w:pStyle w:val="ListParagraph"/>
+        <w:numPr>
+          <w:ilvl w:val="0"/>
+          <w:numId w:val="17"/>
+        </w:numPr>
+      </w:pPr>
+      <w:r>
+        <w:rPr>
+          <w:noProof/>
+        </w:rPr>
+        <w:drawing>
+          <wp:inline distT="0" distB="0" distL="0" distR="0" wp14:anchorId="1B141C90" wp14:editId="1789BCD5">
+            <wp:extent cx="5731510" cy="3222625"/>
+            <wp:effectExtent l="0" t="0" r="2540" b="0"/>
+            <wp:docPr id="1981008809" name="Picture 1"/>
+            <wp:cNvGraphicFramePr>
+              <a:graphicFrameLocks xmlns:a="http://schemas.openxmlformats.org/drawingml/2006/main" noChangeAspect="1"/>
+            </wp:cNvGraphicFramePr>
+            <a:graphic xmlns:a="http://schemas.openxmlformats.org/drawingml/2006/main">
+              <a:graphicData uri="http://schemas.openxmlformats.org/drawingml/2006/picture">
+                <pic:pic xmlns:pic="http://schemas.openxmlformats.org/drawingml/2006/picture">
+                  <pic:nvPicPr>
+                    <pic:cNvPr id="1981008809" name=""/>
+                    <pic:cNvPicPr/>
+                  </pic:nvPicPr>
+                  <pic:blipFill>
+                    <a:blip r:embed="rId8"/>
+                    <a:stretch>
+                      <a:fillRect/>
+                    </a:stretch>
+                  </pic:blipFill>
+                  <pic:spPr>
+                    <a:xfrm>
+                      <a:off x="0" y="0"/>
+                      <a:ext cx="5731510" cy="3222625"/>
+                    </a:xfrm>
+                    <a:prstGeom prst="rect">
+                      <a:avLst/>
+                    </a:prstGeom>
+                  </pic:spPr>
+                </pic:pic>
+              </a:graphicData>
+            </a:graphic>
+          </wp:inline>
+        </w:drawing>
+      </w:r>
+    </w:p>
+    <w:p/>
+    <w:p>
+      <w:pPr>
+        <w:pStyle w:val="ListParagraph"/>
+        <w:numPr>
+          <w:ilvl w:val="0"/>
+          <w:numId w:val="16"/>
+        </w:numPr>
+      </w:pPr>
+      <w:r>
+        <w:t>MEMORY MANAGEMENT</w:t>
+      </w:r>
+    </w:p>
+    <w:p>
+      <w:pPr>
+        <w:pStyle w:val="ListParagraph"/>
+      </w:pPr>
+      <w:r>
+        <w:rPr>
+          <w:noProof/>
+        </w:rPr>
+        <w:drawing>
+          <wp:inline distT="0" distB="0" distL="0" distR="0" wp14:anchorId="6F360BAB" wp14:editId="15E3A2B4">
+            <wp:extent cx="5731510" cy="3222625"/>
+            <wp:effectExtent l="0" t="0" r="2540" b="0"/>
+            <wp:docPr id="925909698" name="Picture 1"/>
+            <wp:cNvGraphicFramePr>
+              <a:graphicFrameLocks xmlns:a="http://schemas.openxmlformats.org/drawingml/2006/main" noChangeAspect="1"/>
+            </wp:cNvGraphicFramePr>
+            <a:graphic xmlns:a="http://schemas.openxmlformats.org/drawingml/2006/main">
+              <a:graphicData uri="http://schemas.openxmlformats.org/drawingml/2006/picture">
+                <pic:pic xmlns:pic="http://schemas.openxmlformats.org/drawingml/2006/picture">
+                  <pic:nvPicPr>
+                    <pic:cNvPr id="925909698" name=""/>
+                    <pic:cNvPicPr/>
+                  </pic:nvPicPr>
+                  <pic:blipFill>
+                    <a:blip r:embed="rId9"/>
+                    <a:stretch>
+                      <a:fillRect/>
+                    </a:stretch>
+                  </pic:blipFill>
+                  <pic:spPr>
+                    <a:xfrm>
+                      <a:off x="0" y="0"/>
+                      <a:ext cx="5731510" cy="3222625"/>
+                    </a:xfrm>
+                    <a:prstGeom prst="rect">
+                      <a:avLst/>
+                    </a:prstGeom>
+                  </pic:spPr>
+                </pic:pic>
+              </a:graphicData>
+            </a:graphic>
+          </wp:inline>
+        </w:drawing>
+      </w:r>
+    </w:p>
+    <w:p>
+      <w:pPr>
+        <w:pStyle w:val="ListParagraph"/>
+      </w:pPr>
+    </w:p>
+    <w:p>
+      <w:pPr>
+        <w:pStyle w:val="ListParagraph"/>
+      </w:pPr>
+      <w:r>
+        <w:lastRenderedPageBreak/>
+        <w:t>Memory allocation is handled automatically by python interpreter (python memory manager)</w:t>
+      </w:r>
+    </w:p>
+    <w:p>
+      <w:pPr>
+        <w:pStyle w:val="ListParagraph"/>
+      </w:pPr>
+    </w:p>
+    <w:p>
+      <w:pPr>
+        <w:pStyle w:val="ListParagraph"/>
+      </w:pPr>
+      <w:r>
+        <w:t xml:space="preserve">Stack – stores variables (initialization, definition etc..) </w:t>
+      </w:r>
+    </w:p>
+    <w:p>
+      <w:pPr>
+        <w:pStyle w:val="ListParagraph"/>
+      </w:pPr>
+      <w:r>
+        <w:t>Heap – a pile of memory space  (handles allocation &amp; deallocation of memory space)</w:t>
+      </w:r>
+    </w:p>
+    <w:p>
+      <w:pPr>
+        <w:pStyle w:val="ListParagraph"/>
+      </w:pPr>
+    </w:p>
+    <w:p>
+      <w:pPr>
+        <w:pStyle w:val="ListParagraph"/>
+        <w:numPr>
+          <w:ilvl w:val="0"/>
+          <w:numId w:val="16"/>
+        </w:numPr>
+      </w:pPr>
+      <w:r>
+        <w:t>Comparison C and Python</w:t>
+      </w:r>
+    </w:p>
+    <w:p>
+      <w:pPr>
+        <w:pStyle w:val="ListParagraph"/>
+      </w:pPr>
+      <w:r>
+        <w:rPr>
+          <w:noProof/>
+        </w:rPr>
+        <w:drawing>
+          <wp:inline distT="0" distB="0" distL="0" distR="0" wp14:anchorId="649C5DAD" wp14:editId="5F238F45">
+            <wp:extent cx="5731510" cy="3222625"/>
+            <wp:effectExtent l="0" t="0" r="2540" b="0"/>
+            <wp:docPr id="1070211755" name="Picture 1"/>
+            <wp:cNvGraphicFramePr>
+              <a:graphicFrameLocks xmlns:a="http://schemas.openxmlformats.org/drawingml/2006/main" noChangeAspect="1"/>
+            </wp:cNvGraphicFramePr>
+            <a:graphic xmlns:a="http://schemas.openxmlformats.org/drawingml/2006/main">
+              <a:graphicData uri="http://schemas.openxmlformats.org/drawingml/2006/picture">
+                <pic:pic xmlns:pic="http://schemas.openxmlformats.org/drawingml/2006/picture">
+                  <pic:nvPicPr>
+                    <pic:cNvPr id="1070211755" name=""/>
+                    <pic:cNvPicPr/>
+                  </pic:nvPicPr>
+                  <pic:blipFill>
+                    <a:blip r:embed="rId10"/>
+                    <a:stretch>
+                      <a:fillRect/>
+                    </a:stretch>
+                  </pic:blipFill>
+                  <pic:spPr>
+                    <a:xfrm>
+                      <a:off x="0" y="0"/>
+                      <a:ext cx="5731510" cy="3222625"/>
+                    </a:xfrm>
+                    <a:prstGeom prst="rect">
+                      <a:avLst/>
+                    </a:prstGeom>
+                  </pic:spPr>
+                </pic:pic>
+              </a:graphicData>
+            </a:graphic>
+          </wp:inline>
+        </w:drawing>
+      </w:r>
+    </w:p>
+    <w:p>
+      <w:pPr>
+        <w:pStyle w:val="ListParagraph"/>
+      </w:pPr>
+    </w:p>
+    <w:p>
+      <w:pPr>
+        <w:pStyle w:val="ListParagraph"/>
+      </w:pPr>
+    </w:p>
+    <w:p>
+      <w:pPr>
+        <w:pStyle w:val="ListParagraph"/>
+        <w:numPr>
+          <w:ilvl w:val="0"/>
+          <w:numId w:val="16"/>
+        </w:numPr>
+      </w:pPr>
+      <w:r>
+        <w:t>COMPARISION OF PYTHON AND JAVA</w:t>
+      </w:r>
+    </w:p>
+    <w:p>
+      <w:pPr>
+        <w:pStyle w:val="ListParagraph"/>
+      </w:pPr>
+      <w:r>
+        <w:rPr>
+          <w:noProof/>
+        </w:rPr>
+        <w:drawing>
+          <wp:inline distT="0" distB="0" distL="0" distR="0" wp14:anchorId="50EA3675" wp14:editId="48A31834">
+            <wp:extent cx="5731510" cy="3222625"/>
+            <wp:effectExtent l="0" t="0" r="2540" b="0"/>
+            <wp:docPr id="2112777688" name="Picture 1"/>
+            <wp:cNvGraphicFramePr>
+              <a:graphicFrameLocks xmlns:a="http://schemas.openxmlformats.org/drawingml/2006/main" noChangeAspect="1"/>
+            </wp:cNvGraphicFramePr>
+            <a:graphic xmlns:a="http://schemas.openxmlformats.org/drawingml/2006/main">
+              <a:graphicData uri="http://schemas.openxmlformats.org/drawingml/2006/picture">
+                <pic:pic xmlns:pic="http://schemas.openxmlformats.org/drawingml/2006/picture">
+                  <pic:nvPicPr>
+                    <pic:cNvPr id="2112777688" name=""/>
+                    <pic:cNvPicPr/>
+                  </pic:nvPicPr>
+                  <pic:blipFill>
+                    <a:blip r:embed="rId11"/>
+                    <a:stretch>
+                      <a:fillRect/>
+                    </a:stretch>
+                  </pic:blipFill>
+                  <pic:spPr>
+                    <a:xfrm>
+                      <a:off x="0" y="0"/>
+                      <a:ext cx="5731510" cy="3222625"/>
+                    </a:xfrm>
+                    <a:prstGeom prst="rect">
+                      <a:avLst/>
+                    </a:prstGeom>
+                  </pic:spPr>
+                </pic:pic>
+              </a:graphicData>
+            </a:graphic>
+          </wp:inline>
+        </w:drawing>
+      </w:r>
+    </w:p>
+    <w:p>
+      <w:pPr>
+        <w:pStyle w:val="ListParagraph"/>
+      </w:pPr>
+    </w:p>
+    <w:p>
+      <w:pPr>
+        <w:pStyle w:val="ListParagraph"/>
+      </w:pPr>
+    </w:p>
+    <w:p>
+      <w:pPr>
+        <w:pStyle w:val="ListParagraph"/>
+      </w:pPr>
+    </w:p>
+    <w:p>
+      <w:pPr>
+        <w:pStyle w:val="ListParagraph"/>
+      </w:pPr>
+    </w:p>
+    <w:p>
+      <w:pPr>
+        <w:pStyle w:val="Heading1"/>
+      </w:pPr>
+      <w:r>
+        <w:t xml:space="preserve">3. </w:t>
+      </w:r>
+      <w:r>
+        <w:t xml:space="preserve">execution &amp; viewing byte code </w:t>
+      </w:r>
+    </w:p>
+    <w:p>
+      <w:r>
+        <w:t xml:space="preserve">See code </w:t>
+      </w:r>
+    </w:p>
+    <w:p/>
+    <w:p>
+      <w:pPr>
+        <w:pStyle w:val="Heading1"/>
+      </w:pPr>
+      <w:r>
+        <w:t>4. installing and testing python for windows</w:t>
+      </w:r>
+    </w:p>
+    <w:p/>
+    <w:p>
+      <w:r>
+        <w:t xml:space="preserve">Link : </w:t>
+      </w:r>
+      <w:hyperlink r:id="rId12" w:history="1">
+        <w:r>
+          <w:rPr>
+            <w:rStyle w:val="Hyperlink"/>
+          </w:rPr>
+          <w:t>https://www.python.org/downloads/windows/</w:t>
+        </w:r>
+      </w:hyperlink>
+      <w:r>
+        <w:t xml:space="preserve"> </w:t>
+      </w:r>
+    </w:p>
+    <w:p>
+      <w:r>
+        <w:drawing>
+          <wp:inline distT="0" distB="0" distL="0" distR="0" wp14:anchorId="685DF339" wp14:editId="60A0A876">
+            <wp:extent cx="5731510" cy="2794000"/>
+            <wp:effectExtent l="0" t="0" r="2540" b="6350"/>
+            <wp:docPr id="886185627" name="Picture 1"/>
+            <wp:cNvGraphicFramePr>
+              <a:graphicFrameLocks xmlns:a="http://schemas.openxmlformats.org/drawingml/2006/main" noChangeAspect="1"/>
+            </wp:cNvGraphicFramePr>
+            <a:graphic xmlns:a="http://schemas.openxmlformats.org/drawingml/2006/main">
+              <a:graphicData uri="http://schemas.openxmlformats.org/drawingml/2006/picture">
+                <pic:pic xmlns:pic="http://schemas.openxmlformats.org/drawingml/2006/picture">
+                  <pic:nvPicPr>
+                    <pic:cNvPr id="886185627" name=""/>
+                    <pic:cNvPicPr/>
+                  </pic:nvPicPr>
+                  <pic:blipFill>
+                    <a:blip r:embed="rId13"/>
+                    <a:stretch>
+                      <a:fillRect/>
+                    </a:stretch>
+                  </pic:blipFill>
+                  <pic:spPr>
+                    <a:xfrm>
+                      <a:off x="0" y="0"/>
+                      <a:ext cx="5731510" cy="2794000"/>
+                    </a:xfrm>
+                    <a:prstGeom prst="rect">
+                      <a:avLst/>
+                    </a:prstGeom>
+                  </pic:spPr>
+                </pic:pic>
+              </a:graphicData>
+            </a:graphic>
+          </wp:inline>
+        </w:drawing>
+      </w:r>
+    </w:p>
+    <w:p/>
+    <w:p>
+      <w:r>
+        <w:t xml:space="preserve">IDE – </w:t>
+      </w:r>
+      <w:proofErr w:type="spellStart"/>
+      <w:r>
+        <w:t>intregrated</w:t>
+      </w:r>
+      <w:proofErr w:type="spellEnd"/>
+      <w:r>
+        <w:t xml:space="preserve"> development environment </w:t>
+      </w:r>
+    </w:p>
+    <w:p>
+      <w:r>
+        <w:t xml:space="preserve">Eg: </w:t>
+      </w:r>
+      <w:proofErr w:type="spellStart"/>
+      <w:r>
+        <w:t>pycharm</w:t>
+      </w:r>
+      <w:proofErr w:type="spellEnd"/>
+      <w:r>
+        <w:t xml:space="preserve"> – IDE </w:t>
+      </w:r>
+      <w:r>
+        <w:t xml:space="preserve"> (integrated with PEP 8)</w:t>
+      </w:r>
+    </w:p>
+    <w:p>
+      <w:r>
+        <w:t xml:space="preserve"> </w:t>
+      </w:r>
+    </w:p>
+    <w:p>
+      <w:proofErr w:type="spellStart"/>
+      <w:r>
+        <w:t>Pycharm</w:t>
+      </w:r>
+      <w:proofErr w:type="spellEnd"/>
+      <w:r>
+        <w:t xml:space="preserve"> link: </w:t>
+      </w:r>
+      <w:hyperlink r:id="rId14" w:history="1">
+        <w:r>
+          <w:rPr>
+            <w:rStyle w:val="Hyperlink"/>
+          </w:rPr>
+          <w:t>https://www.jetbrains.com/pycharm/download/?section=windows</w:t>
+        </w:r>
+      </w:hyperlink>
+      <w:r>
+        <w:t xml:space="preserve"> </w:t>
+      </w:r>
+    </w:p>
+    <w:p/>
+    <w:p>
+      <w:pPr>
+        <w:pStyle w:val="Heading1"/>
+      </w:pPr>
+      <w:r>
+        <w:t xml:space="preserve">5. setting path &amp; executing </w:t>
+      </w:r>
+      <w:proofErr w:type="spellStart"/>
+      <w:r>
+        <w:t>py</w:t>
+      </w:r>
+      <w:proofErr w:type="spellEnd"/>
+      <w:r>
+        <w:t xml:space="preserve"> code</w:t>
+      </w:r>
+    </w:p>
+    <w:p>
+      <w:r>
+        <w:t xml:space="preserve">Tick the Check box </w:t>
+      </w:r>
+    </w:p>
+    <w:p>
+      <w:r>
+        <w:lastRenderedPageBreak/>
+        <w:drawing>
+          <wp:inline distT="0" distB="0" distL="0" distR="0" wp14:anchorId="3C16A013" wp14:editId="421A1B95">
+            <wp:extent cx="5731510" cy="3436620"/>
+            <wp:effectExtent l="0" t="0" r="2540" b="0"/>
+            <wp:docPr id="63868255" name="Picture 1"/>
+            <wp:cNvGraphicFramePr>
+              <a:graphicFrameLocks xmlns:a="http://schemas.openxmlformats.org/drawingml/2006/main" noChangeAspect="1"/>
+            </wp:cNvGraphicFramePr>
+            <a:graphic xmlns:a="http://schemas.openxmlformats.org/drawingml/2006/main">
+              <a:graphicData uri="http://schemas.openxmlformats.org/drawingml/2006/picture">
+                <pic:pic xmlns:pic="http://schemas.openxmlformats.org/drawingml/2006/picture">
+                  <pic:nvPicPr>
+                    <pic:cNvPr id="63868255" name=""/>
+                    <pic:cNvPicPr/>
+                  </pic:nvPicPr>
+                  <pic:blipFill>
+                    <a:blip r:embed="rId15"/>
+                    <a:stretch>
+                      <a:fillRect/>
+                    </a:stretch>
+                  </pic:blipFill>
+                  <pic:spPr>
+                    <a:xfrm>
+                      <a:off x="0" y="0"/>
+                      <a:ext cx="5731510" cy="3436620"/>
+                    </a:xfrm>
+                    <a:prstGeom prst="rect">
+                      <a:avLst/>
+                    </a:prstGeom>
+                  </pic:spPr>
+                </pic:pic>
+              </a:graphicData>
+            </a:graphic>
+          </wp:inline>
+        </w:drawing>
+      </w:r>
+    </w:p>
+    <w:p/>
+    <w:p>
+      <w:r>
+        <w:t xml:space="preserve">Default python.exe file saving directory </w:t>
+      </w:r>
+    </w:p>
+    <w:p>
+      <w:r>
+        <w:t xml:space="preserve">C:\User\&lt;user&gt;\AppData\Local\Programs\Python </w:t>
+      </w:r>
+    </w:p>
+    <w:p/>
+    <w:p>
+      <w:proofErr w:type="spellStart"/>
+      <w:r>
+        <w:t>Pycharm</w:t>
+      </w:r>
+      <w:proofErr w:type="spellEnd"/>
+      <w:r>
+        <w:t xml:space="preserve"> IDE </w:t>
+      </w:r>
+    </w:p>
+    <w:p>
+      <w:r>
+        <w:drawing>
+          <wp:inline distT="0" distB="0" distL="0" distR="0" wp14:anchorId="0D2C55A8" wp14:editId="5DC02F14">
+            <wp:extent cx="5731510" cy="3222625"/>
+            <wp:effectExtent l="0" t="0" r="2540" b="0"/>
+            <wp:docPr id="89899478" name="Picture 1"/>
+            <wp:cNvGraphicFramePr>
+              <a:graphicFrameLocks xmlns:a="http://schemas.openxmlformats.org/drawingml/2006/main" noChangeAspect="1"/>
+            </wp:cNvGraphicFramePr>
+            <a:graphic xmlns:a="http://schemas.openxmlformats.org/drawingml/2006/main">
+              <a:graphicData uri="http://schemas.openxmlformats.org/drawingml/2006/picture">
+                <pic:pic xmlns:pic="http://schemas.openxmlformats.org/drawingml/2006/picture">
+                  <pic:nvPicPr>
+                    <pic:cNvPr id="89899478" name=""/>
+                    <pic:cNvPicPr/>
+                  </pic:nvPicPr>
+                  <pic:blipFill>
+                    <a:blip r:embed="rId16"/>
+                    <a:stretch>
+                      <a:fillRect/>
+                    </a:stretch>
+                  </pic:blipFill>
+                  <pic:spPr>
+                    <a:xfrm>
+                      <a:off x="0" y="0"/>
+                      <a:ext cx="5731510" cy="3222625"/>
+                    </a:xfrm>
+                    <a:prstGeom prst="rect">
+                      <a:avLst/>
+                    </a:prstGeom>
+                  </pic:spPr>
+                </pic:pic>
+              </a:graphicData>
+            </a:graphic>
+          </wp:inline>
+        </w:drawing>
       </w:r>
     </w:p>
     <w:p/>
     <w:p/>
+    <w:p>
+      <w:r>
+        <w:lastRenderedPageBreak/>
+        <w:t xml:space="preserve">WHEN YOU GET STUCK IN CODE – HELP TO REACH </w:t>
+      </w:r>
+    </w:p>
+    <w:p>
+      <w:pPr>
+        <w:pStyle w:val="ListParagraph"/>
+        <w:numPr>
+          <w:ilvl w:val="0"/>
+          <w:numId w:val="18"/>
+        </w:numPr>
+      </w:pPr>
+      <w:r>
+        <w:t xml:space="preserve">OFFICAL PYTHON DOCUMENTATION </w:t>
+      </w:r>
+      <w:hyperlink r:id="rId17" w:history="1">
+        <w:r>
+          <w:rPr>
+            <w:rStyle w:val="Hyperlink"/>
+          </w:rPr>
+          <w:t>https://docs.python.org/3/</w:t>
+        </w:r>
+      </w:hyperlink>
+      <w:r>
+        <w:t xml:space="preserve"> </w:t>
+      </w:r>
+    </w:p>
+    <w:p>
+      <w:pPr>
+        <w:pStyle w:val="ListParagraph"/>
+        <w:numPr>
+          <w:ilvl w:val="0"/>
+          <w:numId w:val="18"/>
+        </w:numPr>
+      </w:pPr>
+      <w:r>
+        <w:t xml:space="preserve">HELP(&lt;FUNCTION/METHOD)  -&gt; TO KNOW ABOUT IT </w:t>
+      </w:r>
+    </w:p>
+    <w:p/>
+    <w:p>
+      <w:r>
+        <w:drawing>
+          <wp:inline distT="0" distB="0" distL="0" distR="0" wp14:anchorId="2337CF73" wp14:editId="6BE1E425">
+            <wp:extent cx="5731510" cy="3503295"/>
+            <wp:effectExtent l="0" t="0" r="2540" b="1905"/>
+            <wp:docPr id="1665448363" name="Picture 1"/>
+            <wp:cNvGraphicFramePr>
+              <a:graphicFrameLocks xmlns:a="http://schemas.openxmlformats.org/drawingml/2006/main" noChangeAspect="1"/>
+            </wp:cNvGraphicFramePr>
+            <a:graphic xmlns:a="http://schemas.openxmlformats.org/drawingml/2006/main">
+              <a:graphicData uri="http://schemas.openxmlformats.org/drawingml/2006/picture">
+                <pic:pic xmlns:pic="http://schemas.openxmlformats.org/drawingml/2006/picture">
+                  <pic:nvPicPr>
+                    <pic:cNvPr id="1665448363" name=""/>
+                    <pic:cNvPicPr/>
+                  </pic:nvPicPr>
+                  <pic:blipFill>
+                    <a:blip r:embed="rId18"/>
+                    <a:stretch>
+                      <a:fillRect/>
+                    </a:stretch>
+                  </pic:blipFill>
+                  <pic:spPr>
+                    <a:xfrm>
+                      <a:off x="0" y="0"/>
+                      <a:ext cx="5731510" cy="3503295"/>
+                    </a:xfrm>
+                    <a:prstGeom prst="rect">
+                      <a:avLst/>
+                    </a:prstGeom>
+                  </pic:spPr>
+                </pic:pic>
+              </a:graphicData>
+            </a:graphic>
+          </wp:inline>
+        </w:drawing>
+      </w:r>
+    </w:p>
+    <w:p/>
+    <w:p>
+      <w:r>
+        <w:t>Hover to get info :</w:t>
+      </w:r>
+    </w:p>
+    <w:p>
+      <w:r>
+        <w:drawing>
+          <wp:inline distT="0" distB="0" distL="0" distR="0" wp14:anchorId="377C6D67" wp14:editId="3B7DE45B">
+            <wp:extent cx="4267796" cy="3077004"/>
+            <wp:effectExtent l="0" t="0" r="0" b="0"/>
+            <wp:docPr id="1091207320" name="Picture 1"/>
+            <wp:cNvGraphicFramePr>
+              <a:graphicFrameLocks xmlns:a="http://schemas.openxmlformats.org/drawingml/2006/main" noChangeAspect="1"/>
+            </wp:cNvGraphicFramePr>
+            <a:graphic xmlns:a="http://schemas.openxmlformats.org/drawingml/2006/main">
+              <a:graphicData uri="http://schemas.openxmlformats.org/drawingml/2006/picture">
+                <pic:pic xmlns:pic="http://schemas.openxmlformats.org/drawingml/2006/picture">
+                  <pic:nvPicPr>
+                    <pic:cNvPr id="1091207320" name=""/>
+                    <pic:cNvPicPr/>
+                  </pic:nvPicPr>
+                  <pic:blipFill>
+                    <a:blip r:embed="rId19"/>
+                    <a:stretch>
+                      <a:fillRect/>
+                    </a:stretch>
+                  </pic:blipFill>
+                  <pic:spPr>
+                    <a:xfrm>
+                      <a:off x="0" y="0"/>
+                      <a:ext cx="4267796" cy="3077004"/>
+                    </a:xfrm>
+                    <a:prstGeom prst="rect">
+                      <a:avLst/>
+                    </a:prstGeom>
+                  </pic:spPr>
+                </pic:pic>
+              </a:graphicData>
+            </a:graphic>
+          </wp:inline>
+        </w:drawing>
+      </w:r>
+    </w:p>
+    <w:p/>
+    <w:p/>
+    <w:p/>
+    <w:p/>
+    <w:p/>
+    <w:p/>
+    <w:p/>
+    <w:p/>
+    <w:p>
+      <w:pPr>
+        <w:pStyle w:val="ListParagraph"/>
+      </w:pPr>
+    </w:p>
+    <w:p>
+      <w:pPr>
+        <w:pStyle w:val="ListParagraph"/>
+      </w:pPr>
+    </w:p>
+    <w:p>
+      <w:pPr>
+        <w:pStyle w:val="ListParagraph"/>
+      </w:pPr>
+    </w:p>
+    <w:p>
+      <w:pPr>
+        <w:pStyle w:val="ListParagraph"/>
+        <w:pBdr>
+          <w:bottom w:val="double" w:sz="6" w:space="1" w:color="auto"/>
+        </w:pBdr>
+      </w:pPr>
+    </w:p>
+    <w:p>
+      <w:pPr>
+        <w:pStyle w:val="ListParagraph"/>
+      </w:pPr>
+      <w:r>
+        <w:t>Why speed execution in python is slow compared to other languages ?</w:t>
+      </w:r>
+    </w:p>
+    <w:p>
+      <w:pPr>
+        <w:pStyle w:val="ListParagraph"/>
+      </w:pPr>
+      <w:r>
+        <w:t xml:space="preserve">Which is better to code and practice – VS code or </w:t>
+      </w:r>
+      <w:proofErr w:type="spellStart"/>
+      <w:r>
+        <w:t>pycharm</w:t>
+      </w:r>
+      <w:proofErr w:type="spellEnd"/>
+      <w:r>
+        <w:t xml:space="preserve"> , and which is used in industry based on domain it changes ??</w:t>
+      </w:r>
+    </w:p>
+    <w:p>
+      <w:pPr>
+        <w:pStyle w:val="ListParagraph"/>
+      </w:pPr>
+    </w:p>
+    <w:p>
+      <w:pPr>
+        <w:pStyle w:val="ListParagraph"/>
+      </w:pPr>
+    </w:p>
+    <w:p>
+      <w:pPr>
+        <w:pStyle w:val="ListParagraph"/>
+      </w:pPr>
+    </w:p>
+    <w:p>
+      <w:pPr>
+        <w:pStyle w:val="ListParagraph"/>
+      </w:pPr>
+    </w:p>
     <w:sectPr>
       <w:pgSz w:w="11906" w:h="16838"/>
       <w:pgMar w:top="1440" w:right="1440" w:bottom="1440" w:left="1440" w:header="708" w:footer="708" w:gutter="0"/>
@@ -1485,6 +2507,232 @@
     </w:lvl>
   </w:abstractNum>
   <w:abstractNum w:abstractNumId="1" w15:restartNumberingAfterBreak="0">
+    <w:nsid w:val="06F87557"/>
+    <w:multiLevelType w:val="hybridMultilevel"/>
+    <w:tmpl w:val="5AA01F30"/>
+    <w:lvl w:ilvl="0" w:tplc="164CCD38">
+      <w:start w:val="2"/>
+      <w:numFmt w:val="bullet"/>
+      <w:lvlText w:val="-"/>
+      <w:lvlJc w:val="left"/>
+      <w:pPr>
+        <w:ind w:left="1080" w:hanging="360"/>
+      </w:pPr>
+      <w:rPr>
+        <w:rFonts w:ascii="Calibri" w:eastAsiaTheme="minorHAnsi" w:hAnsi="Calibri" w:cs="Calibri" w:hint="default"/>
+      </w:rPr>
+    </w:lvl>
+    <w:lvl w:ilvl="1" w:tplc="08090003" w:tentative="1">
+      <w:start w:val="1"/>
+      <w:numFmt w:val="bullet"/>
+      <w:lvlText w:val="o"/>
+      <w:lvlJc w:val="left"/>
+      <w:pPr>
+        <w:ind w:left="1800" w:hanging="360"/>
+      </w:pPr>
+      <w:rPr>
+        <w:rFonts w:ascii="Courier New" w:hAnsi="Courier New" w:cs="Courier New" w:hint="default"/>
+      </w:rPr>
+    </w:lvl>
+    <w:lvl w:ilvl="2" w:tplc="08090005" w:tentative="1">
+      <w:start w:val="1"/>
+      <w:numFmt w:val="bullet"/>
+      <w:lvlText w:val=""/>
+      <w:lvlJc w:val="left"/>
+      <w:pPr>
+        <w:ind w:left="2520" w:hanging="360"/>
+      </w:pPr>
+      <w:rPr>
+        <w:rFonts w:ascii="Wingdings" w:hAnsi="Wingdings" w:hint="default"/>
+      </w:rPr>
+    </w:lvl>
+    <w:lvl w:ilvl="3" w:tplc="08090001" w:tentative="1">
+      <w:start w:val="1"/>
+      <w:numFmt w:val="bullet"/>
+      <w:lvlText w:val=""/>
+      <w:lvlJc w:val="left"/>
+      <w:pPr>
+        <w:ind w:left="3240" w:hanging="360"/>
+      </w:pPr>
+      <w:rPr>
+        <w:rFonts w:ascii="Symbol" w:hAnsi="Symbol" w:hint="default"/>
+      </w:rPr>
+    </w:lvl>
+    <w:lvl w:ilvl="4" w:tplc="08090003" w:tentative="1">
+      <w:start w:val="1"/>
+      <w:numFmt w:val="bullet"/>
+      <w:lvlText w:val="o"/>
+      <w:lvlJc w:val="left"/>
+      <w:pPr>
+        <w:ind w:left="3960" w:hanging="360"/>
+      </w:pPr>
+      <w:rPr>
+        <w:rFonts w:ascii="Courier New" w:hAnsi="Courier New" w:cs="Courier New" w:hint="default"/>
+      </w:rPr>
+    </w:lvl>
+    <w:lvl w:ilvl="5" w:tplc="08090005" w:tentative="1">
+      <w:start w:val="1"/>
+      <w:numFmt w:val="bullet"/>
+      <w:lvlText w:val=""/>
+      <w:lvlJc w:val="left"/>
+      <w:pPr>
+        <w:ind w:left="4680" w:hanging="360"/>
+      </w:pPr>
+      <w:rPr>
+        <w:rFonts w:ascii="Wingdings" w:hAnsi="Wingdings" w:hint="default"/>
+      </w:rPr>
+    </w:lvl>
+    <w:lvl w:ilvl="6" w:tplc="08090001" w:tentative="1">
+      <w:start w:val="1"/>
+      <w:numFmt w:val="bullet"/>
+      <w:lvlText w:val=""/>
+      <w:lvlJc w:val="left"/>
+      <w:pPr>
+        <w:ind w:left="5400" w:hanging="360"/>
+      </w:pPr>
+      <w:rPr>
+        <w:rFonts w:ascii="Symbol" w:hAnsi="Symbol" w:hint="default"/>
+      </w:rPr>
+    </w:lvl>
+    <w:lvl w:ilvl="7" w:tplc="08090003" w:tentative="1">
+      <w:start w:val="1"/>
+      <w:numFmt w:val="bullet"/>
+      <w:lvlText w:val="o"/>
+      <w:lvlJc w:val="left"/>
+      <w:pPr>
+        <w:ind w:left="6120" w:hanging="360"/>
+      </w:pPr>
+      <w:rPr>
+        <w:rFonts w:ascii="Courier New" w:hAnsi="Courier New" w:cs="Courier New" w:hint="default"/>
+      </w:rPr>
+    </w:lvl>
+    <w:lvl w:ilvl="8" w:tplc="08090005" w:tentative="1">
+      <w:start w:val="1"/>
+      <w:numFmt w:val="bullet"/>
+      <w:lvlText w:val=""/>
+      <w:lvlJc w:val="left"/>
+      <w:pPr>
+        <w:ind w:left="6840" w:hanging="360"/>
+      </w:pPr>
+      <w:rPr>
+        <w:rFonts w:ascii="Wingdings" w:hAnsi="Wingdings" w:hint="default"/>
+      </w:rPr>
+    </w:lvl>
+  </w:abstractNum>
+  <w:abstractNum w:abstractNumId="2" w15:restartNumberingAfterBreak="0">
+    <w:nsid w:val="0C693AA6"/>
+    <w:multiLevelType w:val="hybridMultilevel"/>
+    <w:tmpl w:val="BBBA427A"/>
+    <w:lvl w:ilvl="0" w:tplc="A9E4010E">
+      <w:start w:val="2"/>
+      <w:numFmt w:val="bullet"/>
+      <w:lvlText w:val=""/>
+      <w:lvlJc w:val="left"/>
+      <w:pPr>
+        <w:ind w:left="720" w:hanging="360"/>
+      </w:pPr>
+      <w:rPr>
+        <w:rFonts w:ascii="Wingdings" w:eastAsiaTheme="minorHAnsi" w:hAnsi="Wingdings" w:cstheme="minorBidi" w:hint="default"/>
+      </w:rPr>
+    </w:lvl>
+    <w:lvl w:ilvl="1" w:tplc="08090003" w:tentative="1">
+      <w:start w:val="1"/>
+      <w:numFmt w:val="bullet"/>
+      <w:lvlText w:val="o"/>
+      <w:lvlJc w:val="left"/>
+      <w:pPr>
+        <w:ind w:left="1440" w:hanging="360"/>
+      </w:pPr>
+      <w:rPr>
+        <w:rFonts w:ascii="Courier New" w:hAnsi="Courier New" w:cs="Courier New" w:hint="default"/>
+      </w:rPr>
+    </w:lvl>
+    <w:lvl w:ilvl="2" w:tplc="08090005" w:tentative="1">
+      <w:start w:val="1"/>
+      <w:numFmt w:val="bullet"/>
+      <w:lvlText w:val=""/>
+      <w:lvlJc w:val="left"/>
+      <w:pPr>
+        <w:ind w:left="2160" w:hanging="360"/>
+      </w:pPr>
+      <w:rPr>
+        <w:rFonts w:ascii="Wingdings" w:hAnsi="Wingdings" w:hint="default"/>
+      </w:rPr>
+    </w:lvl>
+    <w:lvl w:ilvl="3" w:tplc="08090001" w:tentative="1">
+      <w:start w:val="1"/>
+      <w:numFmt w:val="bullet"/>
+      <w:lvlText w:val=""/>
+      <w:lvlJc w:val="left"/>
+      <w:pPr>
+        <w:ind w:left="2880" w:hanging="360"/>
+      </w:pPr>
+      <w:rPr>
+        <w:rFonts w:ascii="Symbol" w:hAnsi="Symbol" w:hint="default"/>
+      </w:rPr>
+    </w:lvl>
+    <w:lvl w:ilvl="4" w:tplc="08090003" w:tentative="1">
+      <w:start w:val="1"/>
+      <w:numFmt w:val="bullet"/>
+      <w:lvlText w:val="o"/>
+      <w:lvlJc w:val="left"/>
+      <w:pPr>
+        <w:ind w:left="3600" w:hanging="360"/>
+      </w:pPr>
+      <w:rPr>
+        <w:rFonts w:ascii="Courier New" w:hAnsi="Courier New" w:cs="Courier New" w:hint="default"/>
+      </w:rPr>
+    </w:lvl>
+    <w:lvl w:ilvl="5" w:tplc="08090005" w:tentative="1">
+      <w:start w:val="1"/>
+      <w:numFmt w:val="bullet"/>
+      <w:lvlText w:val=""/>
+      <w:lvlJc w:val="left"/>
+      <w:pPr>
+        <w:ind w:left="4320" w:hanging="360"/>
+      </w:pPr>
+      <w:rPr>
+        <w:rFonts w:ascii="Wingdings" w:hAnsi="Wingdings" w:hint="default"/>
+      </w:rPr>
+    </w:lvl>
+    <w:lvl w:ilvl="6" w:tplc="08090001" w:tentative="1">
+      <w:start w:val="1"/>
+      <w:numFmt w:val="bullet"/>
+      <w:lvlText w:val=""/>
+      <w:lvlJc w:val="left"/>
+      <w:pPr>
+        <w:ind w:left="5040" w:hanging="360"/>
+      </w:pPr>
+      <w:rPr>
+        <w:rFonts w:ascii="Symbol" w:hAnsi="Symbol" w:hint="default"/>
+      </w:rPr>
+    </w:lvl>
+    <w:lvl w:ilvl="7" w:tplc="08090003" w:tentative="1">
+      <w:start w:val="1"/>
+      <w:numFmt w:val="bullet"/>
+      <w:lvlText w:val="o"/>
+      <w:lvlJc w:val="left"/>
+      <w:pPr>
+        <w:ind w:left="5760" w:hanging="360"/>
+      </w:pPr>
+      <w:rPr>
+        <w:rFonts w:ascii="Courier New" w:hAnsi="Courier New" w:cs="Courier New" w:hint="default"/>
+      </w:rPr>
+    </w:lvl>
+    <w:lvl w:ilvl="8" w:tplc="08090005" w:tentative="1">
+      <w:start w:val="1"/>
+      <w:numFmt w:val="bullet"/>
+      <w:lvlText w:val=""/>
+      <w:lvlJc w:val="left"/>
+      <w:pPr>
+        <w:ind w:left="6480" w:hanging="360"/>
+      </w:pPr>
+      <w:rPr>
+        <w:rFonts w:ascii="Wingdings" w:hAnsi="Wingdings" w:hint="default"/>
+      </w:rPr>
+    </w:lvl>
+  </w:abstractNum>
+  <w:abstractNum w:abstractNumId="3" w15:restartNumberingAfterBreak="0">
     <w:nsid w:val="12FA2D1B"/>
     <w:multiLevelType w:val="hybridMultilevel"/>
     <w:tmpl w:val="4594BBCA"/>
@@ -1596,7 +2844,7 @@
       </w:rPr>
     </w:lvl>
   </w:abstractNum>
-  <w:abstractNum w:abstractNumId="2" w15:restartNumberingAfterBreak="0">
+  <w:abstractNum w:abstractNumId="4" w15:restartNumberingAfterBreak="0">
     <w:nsid w:val="135E3721"/>
     <w:multiLevelType w:val="multilevel"/>
     <w:tmpl w:val="79B0DC0E"/>
@@ -1745,7 +2993,7 @@
       </w:rPr>
     </w:lvl>
   </w:abstractNum>
-  <w:abstractNum w:abstractNumId="3" w15:restartNumberingAfterBreak="0">
+  <w:abstractNum w:abstractNumId="5" w15:restartNumberingAfterBreak="0">
     <w:nsid w:val="165E52C3"/>
     <w:multiLevelType w:val="multilevel"/>
     <w:tmpl w:val="A7C6C46C"/>
@@ -1894,7 +3142,96 @@
       </w:rPr>
     </w:lvl>
   </w:abstractNum>
-  <w:abstractNum w:abstractNumId="4" w15:restartNumberingAfterBreak="0">
+  <w:abstractNum w:abstractNumId="6" w15:restartNumberingAfterBreak="0">
+    <w:nsid w:val="24A57FA2"/>
+    <w:multiLevelType w:val="hybridMultilevel"/>
+    <w:tmpl w:val="14763334"/>
+    <w:lvl w:ilvl="0" w:tplc="08090011">
+      <w:start w:val="1"/>
+      <w:numFmt w:val="decimal"/>
+      <w:lvlText w:val="%1)"/>
+      <w:lvlJc w:val="left"/>
+      <w:pPr>
+        <w:ind w:left="720" w:hanging="360"/>
+      </w:pPr>
+      <w:rPr>
+        <w:rFonts w:hint="default"/>
+      </w:rPr>
+    </w:lvl>
+    <w:lvl w:ilvl="1" w:tplc="08090019" w:tentative="1">
+      <w:start w:val="1"/>
+      <w:numFmt w:val="lowerLetter"/>
+      <w:lvlText w:val="%2."/>
+      <w:lvlJc w:val="left"/>
+      <w:pPr>
+        <w:ind w:left="1440" w:hanging="360"/>
+      </w:pPr>
+    </w:lvl>
+    <w:lvl w:ilvl="2" w:tplc="0809001B" w:tentative="1">
+      <w:start w:val="1"/>
+      <w:numFmt w:val="lowerRoman"/>
+      <w:lvlText w:val="%3."/>
+      <w:lvlJc w:val="right"/>
+      <w:pPr>
+        <w:ind w:left="2160" w:hanging="180"/>
+      </w:pPr>
+    </w:lvl>
+    <w:lvl w:ilvl="3" w:tplc="0809000F" w:tentative="1">
+      <w:start w:val="1"/>
+      <w:numFmt w:val="decimal"/>
+      <w:lvlText w:val="%4."/>
+      <w:lvlJc w:val="left"/>
+      <w:pPr>
+        <w:ind w:left="2880" w:hanging="360"/>
+      </w:pPr>
+    </w:lvl>
+    <w:lvl w:ilvl="4" w:tplc="08090019" w:tentative="1">
+      <w:start w:val="1"/>
+      <w:numFmt w:val="lowerLetter"/>
+      <w:lvlText w:val="%5."/>
+      <w:lvlJc w:val="left"/>
+      <w:pPr>
+        <w:ind w:left="3600" w:hanging="360"/>
+      </w:pPr>
+    </w:lvl>
+    <w:lvl w:ilvl="5" w:tplc="0809001B" w:tentative="1">
+      <w:start w:val="1"/>
+      <w:numFmt w:val="lowerRoman"/>
+      <w:lvlText w:val="%6."/>
+      <w:lvlJc w:val="right"/>
+      <w:pPr>
+        <w:ind w:left="4320" w:hanging="180"/>
+      </w:pPr>
+    </w:lvl>
+    <w:lvl w:ilvl="6" w:tplc="0809000F" w:tentative="1">
+      <w:start w:val="1"/>
+      <w:numFmt w:val="decimal"/>
+      <w:lvlText w:val="%7."/>
+      <w:lvlJc w:val="left"/>
+      <w:pPr>
+        <w:ind w:left="5040" w:hanging="360"/>
+      </w:pPr>
+    </w:lvl>
+    <w:lvl w:ilvl="7" w:tplc="08090019" w:tentative="1">
+      <w:start w:val="1"/>
+      <w:numFmt w:val="lowerLetter"/>
+      <w:lvlText w:val="%8."/>
+      <w:lvlJc w:val="left"/>
+      <w:pPr>
+        <w:ind w:left="5760" w:hanging="360"/>
+      </w:pPr>
+    </w:lvl>
+    <w:lvl w:ilvl="8" w:tplc="0809001B" w:tentative="1">
+      <w:start w:val="1"/>
+      <w:numFmt w:val="lowerRoman"/>
+      <w:lvlText w:val="%9."/>
+      <w:lvlJc w:val="right"/>
+      <w:pPr>
+        <w:ind w:left="6480" w:hanging="180"/>
+      </w:pPr>
+    </w:lvl>
+  </w:abstractNum>
+  <w:abstractNum w:abstractNumId="7" w15:restartNumberingAfterBreak="0">
     <w:nsid w:val="2CE75490"/>
     <w:multiLevelType w:val="multilevel"/>
     <w:tmpl w:val="9EE8B69A"/>
@@ -2043,7 +3380,7 @@
       </w:rPr>
     </w:lvl>
   </w:abstractNum>
-  <w:abstractNum w:abstractNumId="5" w15:restartNumberingAfterBreak="0">
+  <w:abstractNum w:abstractNumId="8" w15:restartNumberingAfterBreak="0">
     <w:nsid w:val="30E45205"/>
     <w:multiLevelType w:val="multilevel"/>
     <w:tmpl w:val="A42EE8F4"/>
@@ -2192,7 +3529,7 @@
       </w:rPr>
     </w:lvl>
   </w:abstractNum>
-  <w:abstractNum w:abstractNumId="6" w15:restartNumberingAfterBreak="0">
+  <w:abstractNum w:abstractNumId="9" w15:restartNumberingAfterBreak="0">
     <w:nsid w:val="323C57A4"/>
     <w:multiLevelType w:val="multilevel"/>
     <w:tmpl w:val="C84A6D90"/>
@@ -2341,7 +3678,7 @@
       </w:rPr>
     </w:lvl>
   </w:abstractNum>
-  <w:abstractNum w:abstractNumId="7" w15:restartNumberingAfterBreak="0">
+  <w:abstractNum w:abstractNumId="10" w15:restartNumberingAfterBreak="0">
     <w:nsid w:val="419E06B1"/>
     <w:multiLevelType w:val="multilevel"/>
     <w:tmpl w:val="C994D66C"/>
@@ -2490,7 +3827,7 @@
       </w:rPr>
     </w:lvl>
   </w:abstractNum>
-  <w:abstractNum w:abstractNumId="8" w15:restartNumberingAfterBreak="0">
+  <w:abstractNum w:abstractNumId="11" w15:restartNumberingAfterBreak="0">
     <w:nsid w:val="54D532A9"/>
     <w:multiLevelType w:val="multilevel"/>
     <w:tmpl w:val="5FB8AE6A"/>
@@ -2639,7 +3976,7 @@
       </w:rPr>
     </w:lvl>
   </w:abstractNum>
-  <w:abstractNum w:abstractNumId="9" w15:restartNumberingAfterBreak="0">
+  <w:abstractNum w:abstractNumId="12" w15:restartNumberingAfterBreak="0">
     <w:nsid w:val="5AC90A7F"/>
     <w:multiLevelType w:val="multilevel"/>
     <w:tmpl w:val="B7ACE626"/>
@@ -2788,7 +4125,7 @@
       </w:rPr>
     </w:lvl>
   </w:abstractNum>
-  <w:abstractNum w:abstractNumId="10" w15:restartNumberingAfterBreak="0">
+  <w:abstractNum w:abstractNumId="13" w15:restartNumberingAfterBreak="0">
     <w:nsid w:val="5AEF4EB4"/>
     <w:multiLevelType w:val="multilevel"/>
     <w:tmpl w:val="04ACB182"/>
@@ -2937,7 +4274,7 @@
       </w:rPr>
     </w:lvl>
   </w:abstractNum>
-  <w:abstractNum w:abstractNumId="11" w15:restartNumberingAfterBreak="0">
+  <w:abstractNum w:abstractNumId="14" w15:restartNumberingAfterBreak="0">
     <w:nsid w:val="66D7252D"/>
     <w:multiLevelType w:val="multilevel"/>
     <w:tmpl w:val="DE609B20"/>
@@ -3086,7 +4423,7 @@
       </w:rPr>
     </w:lvl>
   </w:abstractNum>
-  <w:abstractNum w:abstractNumId="12" w15:restartNumberingAfterBreak="0">
+  <w:abstractNum w:abstractNumId="15" w15:restartNumberingAfterBreak="0">
     <w:nsid w:val="67A852F5"/>
     <w:multiLevelType w:val="multilevel"/>
     <w:tmpl w:val="7494AEAA"/>
@@ -3235,7 +4572,7 @@
       </w:rPr>
     </w:lvl>
   </w:abstractNum>
-  <w:abstractNum w:abstractNumId="13" w15:restartNumberingAfterBreak="0">
+  <w:abstractNum w:abstractNumId="16" w15:restartNumberingAfterBreak="0">
     <w:nsid w:val="67B7259E"/>
     <w:multiLevelType w:val="multilevel"/>
     <w:tmpl w:val="C9BCE192"/>
@@ -3384,7 +4721,7 @@
       </w:rPr>
     </w:lvl>
   </w:abstractNum>
-  <w:abstractNum w:abstractNumId="14" w15:restartNumberingAfterBreak="0">
+  <w:abstractNum w:abstractNumId="17" w15:restartNumberingAfterBreak="0">
     <w:nsid w:val="76F67D4C"/>
     <w:multiLevelType w:val="multilevel"/>
     <w:tmpl w:val="50E609C4"/>
@@ -3534,49 +4871,58 @@
     </w:lvl>
   </w:abstractNum>
   <w:num w:numId="1" w16cid:durableId="447625587">
-    <w:abstractNumId w:val="12"/>
+    <w:abstractNumId w:val="15"/>
   </w:num>
   <w:num w:numId="2" w16cid:durableId="1216311208">
-    <w:abstractNumId w:val="6"/>
+    <w:abstractNumId w:val="9"/>
   </w:num>
   <w:num w:numId="3" w16cid:durableId="219555624">
-    <w:abstractNumId w:val="1"/>
+    <w:abstractNumId w:val="3"/>
   </w:num>
   <w:num w:numId="4" w16cid:durableId="33044088">
-    <w:abstractNumId w:val="14"/>
+    <w:abstractNumId w:val="17"/>
   </w:num>
   <w:num w:numId="5" w16cid:durableId="1989624062">
-    <w:abstractNumId w:val="9"/>
+    <w:abstractNumId w:val="12"/>
   </w:num>
   <w:num w:numId="6" w16cid:durableId="1291860517">
     <w:abstractNumId w:val="0"/>
   </w:num>
   <w:num w:numId="7" w16cid:durableId="630524223">
+    <w:abstractNumId w:val="16"/>
+  </w:num>
+  <w:num w:numId="8" w16cid:durableId="1403865256">
+    <w:abstractNumId w:val="11"/>
+  </w:num>
+  <w:num w:numId="9" w16cid:durableId="141774050">
+    <w:abstractNumId w:val="5"/>
+  </w:num>
+  <w:num w:numId="10" w16cid:durableId="980892202">
+    <w:abstractNumId w:val="8"/>
+  </w:num>
+  <w:num w:numId="11" w16cid:durableId="1565140999">
+    <w:abstractNumId w:val="4"/>
+  </w:num>
+  <w:num w:numId="12" w16cid:durableId="702900969">
     <w:abstractNumId w:val="13"/>
   </w:num>
-  <w:num w:numId="8" w16cid:durableId="1403865256">
-    <w:abstractNumId w:val="8"/>
+  <w:num w:numId="13" w16cid:durableId="1268809535">
+    <w:abstractNumId w:val="10"/>
   </w:num>
-  <w:num w:numId="9" w16cid:durableId="141774050">
-    <w:abstractNumId w:val="3"/>
+  <w:num w:numId="14" w16cid:durableId="1154028355">
+    <w:abstractNumId w:val="14"/>
   </w:num>
-  <w:num w:numId="10" w16cid:durableId="980892202">
-    <w:abstractNumId w:val="5"/>
+  <w:num w:numId="15" w16cid:durableId="1381788029">
+    <w:abstractNumId w:val="7"/>
   </w:num>
-  <w:num w:numId="11" w16cid:durableId="1565140999">
+  <w:num w:numId="16" w16cid:durableId="1514758145">
     <w:abstractNumId w:val="2"/>
   </w:num>
-  <w:num w:numId="12" w16cid:durableId="702900969">
-    <w:abstractNumId w:val="10"/>
+  <w:num w:numId="17" w16cid:durableId="2118672143">
+    <w:abstractNumId w:val="1"/>
   </w:num>
-  <w:num w:numId="13" w16cid:durableId="1268809535">
-    <w:abstractNumId w:val="7"/>
-  </w:num>
-  <w:num w:numId="14" w16cid:durableId="1154028355">
-    <w:abstractNumId w:val="11"/>
-  </w:num>
-  <w:num w:numId="15" w16cid:durableId="1381788029">
-    <w:abstractNumId w:val="4"/>
+  <w:num w:numId="18" w16cid:durableId="72704616">
+    <w:abstractNumId w:val="6"/>
   </w:num>
 </w:numbering>
 </file>
@@ -4183,6 +5529,7 @@
   <w:style w:type="character" w:default="1" w:styleId="DefaultParagraphFont">
     <w:name w:val="Default Paragraph Font"/>
     <w:uiPriority w:val="1"/>
+    <w:semiHidden/>
     <w:unhideWhenUsed/>
   </w:style>
   <w:style w:type="table" w:default="1" w:styleId="TableNormal">
@@ -4495,6 +5842,29 @@
       <w:spacing w:val="5"/>
     </w:rPr>
   </w:style>
+  <w:style w:type="character" w:styleId="Hyperlink">
+    <w:name w:val="Hyperlink"/>
+    <w:basedOn w:val="DefaultParagraphFont"/>
+    <w:uiPriority w:val="99"/>
+    <w:unhideWhenUsed/>
+    <w:rsid w:val="0059438E"/>
+    <w:rPr>
+      <w:color w:val="0563C1" w:themeColor="hyperlink"/>
+      <w:u w:val="single"/>
+    </w:rPr>
+  </w:style>
+  <w:style w:type="character" w:styleId="UnresolvedMention">
+    <w:name w:val="Unresolved Mention"/>
+    <w:basedOn w:val="DefaultParagraphFont"/>
+    <w:uiPriority w:val="99"/>
+    <w:semiHidden/>
+    <w:unhideWhenUsed/>
+    <w:rsid w:val="0059438E"/>
+    <w:rPr>
+      <w:color w:val="605E5C"/>
+      <w:shd w:val="clear" w:color="auto" w:fill="E1DFDD"/>
+    </w:rPr>
+  </w:style>
 </w:styles>
 </file>
 
